--- a/HIV_AIDS AWARENESS RALLY.docx
+++ b/HIV_AIDS AWARENESS RALLY.docx
@@ -137,7 +137,6 @@
           <w:szCs w:val="24"/>
         </w:rPr>
       </w:pPr>
-      <w:bookmarkStart w:id="0" w:name="_GoBack"/>
       <w:r>
         <w:rPr>
           <w:rFonts w:ascii="Times New Roman" w:hAnsi="Times New Roman" w:cs="Times New Roman"/>
@@ -145,7 +144,7 @@
           <w:noProof/>
           <w:sz w:val="24"/>
           <w:szCs w:val="24"/>
-          <w:lang w:val="en-IN"/>
+          <w:lang w:val="en-IN" w:eastAsia="en-IN"/>
           <w14:ligatures w14:val="standardContextual"/>
         </w:rPr>
         <w:drawing>
@@ -163,7 +162,7 @@
             <wp:docPr id="13" name="Picture 12" descr="A group of people holding a banner&#10;&#10;AI-generated content may be incorrect.">
               <a:extLst xmlns:a="http://schemas.openxmlformats.org/drawingml/2006/main">
                 <a:ext uri="{FF2B5EF4-FFF2-40B4-BE49-F238E27FC236}">
-                  <a16:creationId xmlns="" xmlns:p="http://schemas.openxmlformats.org/presentationml/2006/main" xmlns:a16="http://schemas.microsoft.com/office/drawing/2014/main" xmlns:lc="http://schemas.openxmlformats.org/drawingml/2006/lockedCanvas" id="{04BEF537-C5DD-CF2C-3AAC-C57078AC8F90}"/>
+                  <a16:creationId xmlns:lc="http://schemas.openxmlformats.org/drawingml/2006/lockedCanvas" xmlns:a16="http://schemas.microsoft.com/office/drawing/2014/main" xmlns:p="http://schemas.openxmlformats.org/presentationml/2006/main" xmlns="" xmlns:w="http://schemas.openxmlformats.org/wordprocessingml/2006/main" xmlns:w10="urn:schemas-microsoft-com:office:word" xmlns:v="urn:schemas-microsoft-com:vml" xmlns:o="urn:schemas-microsoft-com:office:office" id="{04BEF537-C5DD-CF2C-3AAC-C57078AC8F90}"/>
                 </a:ext>
               </a:extLst>
             </wp:docPr>
@@ -177,7 +176,7 @@
                     <pic:cNvPr id="13" name="Picture 12" descr="A group of people holding a banner&#10;&#10;AI-generated content may be incorrect.">
                       <a:extLst>
                         <a:ext uri="{FF2B5EF4-FFF2-40B4-BE49-F238E27FC236}">
-                          <a16:creationId xmlns="" xmlns:p="http://schemas.openxmlformats.org/presentationml/2006/main" xmlns:a16="http://schemas.microsoft.com/office/drawing/2014/main" xmlns:lc="http://schemas.openxmlformats.org/drawingml/2006/lockedCanvas" id="{04BEF537-C5DD-CF2C-3AAC-C57078AC8F90}"/>
+                          <a16:creationId xmlns:lc="http://schemas.openxmlformats.org/drawingml/2006/lockedCanvas" xmlns:a16="http://schemas.microsoft.com/office/drawing/2014/main" xmlns:p="http://schemas.openxmlformats.org/presentationml/2006/main" xmlns="" xmlns:w="http://schemas.openxmlformats.org/wordprocessingml/2006/main" xmlns:w10="urn:schemas-microsoft-com:office:word" xmlns:v="urn:schemas-microsoft-com:vml" xmlns:o="urn:schemas-microsoft-com:office:office" id="{04BEF537-C5DD-CF2C-3AAC-C57078AC8F90}"/>
                         </a:ext>
                       </a:extLst>
                     </pic:cNvPr>
@@ -236,7 +235,6 @@
         </w:rPr>
         <w:t>HIV/AIDS AWARENESS RALLY</w:t>
       </w:r>
-      <w:bookmarkEnd w:id="0"/>
     </w:p>
     <w:p>
       <w:pPr>
@@ -338,10 +336,11 @@
         <w:rPr>
           <w:rFonts w:ascii="Times New Roman" w:hAnsi="Times New Roman" w:cs="Times New Roman"/>
           <w:b/>
+          <w:noProof/>
           <w:color w:val="EE0000"/>
           <w:sz w:val="24"/>
           <w:szCs w:val="24"/>
-          <w:lang w:val="en-IN"/>
+          <w:lang w:val="en-IN" w:eastAsia="en-IN"/>
         </w:rPr>
         <w:drawing>
           <wp:anchor distT="0" distB="0" distL="114300" distR="114300" simplePos="0" relativeHeight="251662336" behindDoc="0" locked="0" layoutInCell="1" allowOverlap="1" wp14:anchorId="42AF975F" wp14:editId="654EF6BE">
@@ -358,7 +357,7 @@
             <wp:docPr id="9" name="Picture 8" descr="A group of people holding a banner&#10;&#10;AI-generated content may be incorrect.">
               <a:extLst xmlns:a="http://schemas.openxmlformats.org/drawingml/2006/main">
                 <a:ext uri="{FF2B5EF4-FFF2-40B4-BE49-F238E27FC236}">
-                  <a16:creationId xmlns="" xmlns:p="http://schemas.openxmlformats.org/presentationml/2006/main" xmlns:a16="http://schemas.microsoft.com/office/drawing/2014/main" xmlns:lc="http://schemas.openxmlformats.org/drawingml/2006/lockedCanvas" id="{B3C201BF-FE14-74CD-84B5-08A21BACF112}"/>
+                  <a16:creationId xmlns:lc="http://schemas.openxmlformats.org/drawingml/2006/lockedCanvas" xmlns:a16="http://schemas.microsoft.com/office/drawing/2014/main" xmlns:p="http://schemas.openxmlformats.org/presentationml/2006/main" xmlns="" xmlns:w="http://schemas.openxmlformats.org/wordprocessingml/2006/main" xmlns:w10="urn:schemas-microsoft-com:office:word" xmlns:v="urn:schemas-microsoft-com:vml" xmlns:o="urn:schemas-microsoft-com:office:office" id="{B3C201BF-FE14-74CD-84B5-08A21BACF112}"/>
                 </a:ext>
               </a:extLst>
             </wp:docPr>
@@ -372,7 +371,7 @@
                     <pic:cNvPr id="9" name="Picture 8" descr="A group of people holding a banner&#10;&#10;AI-generated content may be incorrect.">
                       <a:extLst>
                         <a:ext uri="{FF2B5EF4-FFF2-40B4-BE49-F238E27FC236}">
-                          <a16:creationId xmlns="" xmlns:p="http://schemas.openxmlformats.org/presentationml/2006/main" xmlns:a16="http://schemas.microsoft.com/office/drawing/2014/main" xmlns:lc="http://schemas.openxmlformats.org/drawingml/2006/lockedCanvas" id="{B3C201BF-FE14-74CD-84B5-08A21BACF112}"/>
+                          <a16:creationId xmlns:lc="http://schemas.openxmlformats.org/drawingml/2006/lockedCanvas" xmlns:a16="http://schemas.microsoft.com/office/drawing/2014/main" xmlns:p="http://schemas.openxmlformats.org/presentationml/2006/main" xmlns="" xmlns:w="http://schemas.openxmlformats.org/wordprocessingml/2006/main" xmlns:w10="urn:schemas-microsoft-com:office:word" xmlns:v="urn:schemas-microsoft-com:vml" xmlns:o="urn:schemas-microsoft-com:office:office" id="{B3C201BF-FE14-74CD-84B5-08A21BACF112}"/>
                         </a:ext>
                       </a:extLst>
                     </pic:cNvPr>
@@ -426,10 +425,11 @@
         <w:rPr>
           <w:rFonts w:ascii="Times New Roman" w:hAnsi="Times New Roman" w:cs="Times New Roman"/>
           <w:b/>
+          <w:noProof/>
           <w:color w:val="EE0000"/>
           <w:sz w:val="24"/>
           <w:szCs w:val="24"/>
-          <w:lang w:val="en-IN"/>
+          <w:lang w:val="en-IN" w:eastAsia="en-IN"/>
         </w:rPr>
         <w:drawing>
           <wp:anchor distT="0" distB="0" distL="114300" distR="114300" simplePos="0" relativeHeight="251661312" behindDoc="0" locked="0" layoutInCell="1" allowOverlap="1" wp14:anchorId="14FD0146" wp14:editId="4926970C">
@@ -446,7 +446,7 @@
             <wp:docPr id="11" name="Picture 10" descr="A group of people walking down a street&#10;&#10;AI-generated content may be incorrect.">
               <a:extLst xmlns:a="http://schemas.openxmlformats.org/drawingml/2006/main">
                 <a:ext uri="{FF2B5EF4-FFF2-40B4-BE49-F238E27FC236}">
-                  <a16:creationId xmlns="" xmlns:p="http://schemas.openxmlformats.org/presentationml/2006/main" xmlns:a16="http://schemas.microsoft.com/office/drawing/2014/main" xmlns:lc="http://schemas.openxmlformats.org/drawingml/2006/lockedCanvas" id="{80C7A5A6-1002-B23B-DD7D-254366E7B2EB}"/>
+                  <a16:creationId xmlns:lc="http://schemas.openxmlformats.org/drawingml/2006/lockedCanvas" xmlns:a16="http://schemas.microsoft.com/office/drawing/2014/main" xmlns:p="http://schemas.openxmlformats.org/presentationml/2006/main" xmlns="" xmlns:w="http://schemas.openxmlformats.org/wordprocessingml/2006/main" xmlns:w10="urn:schemas-microsoft-com:office:word" xmlns:v="urn:schemas-microsoft-com:vml" xmlns:o="urn:schemas-microsoft-com:office:office" id="{80C7A5A6-1002-B23B-DD7D-254366E7B2EB}"/>
                 </a:ext>
               </a:extLst>
             </wp:docPr>
@@ -460,7 +460,7 @@
                     <pic:cNvPr id="11" name="Picture 10" descr="A group of people walking down a street&#10;&#10;AI-generated content may be incorrect.">
                       <a:extLst>
                         <a:ext uri="{FF2B5EF4-FFF2-40B4-BE49-F238E27FC236}">
-                          <a16:creationId xmlns="" xmlns:p="http://schemas.openxmlformats.org/presentationml/2006/main" xmlns:a16="http://schemas.microsoft.com/office/drawing/2014/main" xmlns:lc="http://schemas.openxmlformats.org/drawingml/2006/lockedCanvas" id="{80C7A5A6-1002-B23B-DD7D-254366E7B2EB}"/>
+                          <a16:creationId xmlns:lc="http://schemas.openxmlformats.org/drawingml/2006/lockedCanvas" xmlns:a16="http://schemas.microsoft.com/office/drawing/2014/main" xmlns:p="http://schemas.openxmlformats.org/presentationml/2006/main" xmlns="" xmlns:w="http://schemas.openxmlformats.org/wordprocessingml/2006/main" xmlns:w10="urn:schemas-microsoft-com:office:word" xmlns:v="urn:schemas-microsoft-com:vml" xmlns:o="urn:schemas-microsoft-com:office:office" id="{80C7A5A6-1002-B23B-DD7D-254366E7B2EB}"/>
                         </a:ext>
                       </a:extLst>
                     </pic:cNvPr>
@@ -672,15 +672,7 @@
           <w:sz w:val="24"/>
           <w:szCs w:val="24"/>
         </w:rPr>
-        <w:t>01/12</w:t>
-      </w:r>
-      <w:r>
-        <w:rPr>
-          <w:rFonts w:ascii="Times New Roman" w:hAnsi="Times New Roman" w:cs="Times New Roman"/>
-          <w:sz w:val="24"/>
-          <w:szCs w:val="24"/>
-        </w:rPr>
-        <w:t>/2025</w:t>
+        <w:t>01/12/2025</w:t>
       </w:r>
     </w:p>
     <w:p>
@@ -776,7 +768,7 @@
         <w:jc w:val="both"/>
         <w:rPr>
           <w:rFonts w:ascii="Times New Roman" w:hAnsi="Times New Roman" w:cs="Times New Roman"/>
-          <w:color w:val="FF0000"/>
+          <w:color w:val="000000" w:themeColor="text1"/>
           <w:sz w:val="24"/>
           <w:szCs w:val="24"/>
         </w:rPr>
@@ -789,20 +781,8 @@
           <w:szCs w:val="24"/>
           <w:u w:val="single"/>
         </w:rPr>
-        <w:t xml:space="preserve">NUMBER OF </w:t>
-      </w:r>
-      <w:proofErr w:type="gramStart"/>
-      <w:r>
-        <w:rPr>
-          <w:rFonts w:ascii="Times New Roman" w:hAnsi="Times New Roman" w:cs="Times New Roman"/>
-          <w:b/>
-          <w:sz w:val="24"/>
-          <w:szCs w:val="24"/>
-          <w:u w:val="single"/>
-        </w:rPr>
-        <w:t>VOLUNTEERS  PARTICIPATING</w:t>
-      </w:r>
-      <w:proofErr w:type="gramEnd"/>
+        <w:t>NUMBER OF VOLUNTEERS  PARTICIPATING</w:t>
+      </w:r>
       <w:r>
         <w:rPr>
           <w:rFonts w:ascii="Times New Roman" w:hAnsi="Times New Roman" w:cs="Times New Roman"/>
@@ -814,11 +794,11 @@
       <w:r>
         <w:rPr>
           <w:rFonts w:ascii="Times New Roman" w:hAnsi="Times New Roman" w:cs="Times New Roman"/>
-          <w:color w:val="FF0000"/>
-          <w:sz w:val="24"/>
-          <w:szCs w:val="24"/>
-        </w:rPr>
-        <w:t>24</w:t>
+          <w:color w:val="000000" w:themeColor="text1"/>
+          <w:sz w:val="24"/>
+          <w:szCs w:val="24"/>
+        </w:rPr>
+        <w:t>124</w:t>
       </w:r>
     </w:p>
     <w:p>
@@ -836,7 +816,12 @@
         <w:t>HIV/AIDS Awareness Rally</w:t>
       </w:r>
       <w:r>
-        <w:t xml:space="preserve"> to educate the community about HIV/AIDS and its prevention. The rally aimed to convey messages related to safe practices, early testing, and the importance of compassion and support for affected individuals.</w:t>
+        <w:t xml:space="preserve"> t</w:t>
+      </w:r>
+      <w:bookmarkStart w:id="0" w:name="_GoBack"/>
+      <w:bookmarkEnd w:id="0"/>
+      <w:r>
+        <w:t>o educate the community about HIV/AIDS and its prevention. The rally aimed to convey messages related to safe practices, early testing, and the importance of compassion and support for affected individuals.</w:t>
       </w:r>
     </w:p>
     <w:p>
@@ -1651,6 +1636,7 @@
   <w:style w:type="character" w:default="1" w:styleId="DefaultParagraphFont">
     <w:name w:val="Default Paragraph Font"/>
     <w:uiPriority w:val="1"/>
+    <w:semiHidden/>
     <w:unhideWhenUsed/>
   </w:style>
   <w:style w:type="table" w:default="1" w:styleId="TableNormal">
